--- a/downloads/TreeWalk_Worksheet.docx
+++ b/downloads/TreeWalk_Worksheet.docx
@@ -187,7 +187,23 @@
         <w:pStyle w:val="FirstParagraph"/>
       </w:pPr>
       <w:r>
-        <w:t xml:space="preserve">At least ten. The couplet path is worth more than the name.</w:t>
+        <w:t xml:space="preserve">At least ten. Fill in the last two columns only</w:t>
+      </w:r>
+      <w:r>
+        <w:t xml:space="preserve"> </w:t>
+      </w:r>
+      <w:r>
+        <w:rPr>
+          <w:bCs/>
+          <w:b/>
+        </w:rPr>
+        <w:t xml:space="preserve">after</w:t>
+      </w:r>
+      <w:r>
+        <w:t xml:space="preserve"> </w:t>
+      </w:r>
+      <w:r>
+        <w:t xml:space="preserve">you open the pin description.</w:t>
       </w:r>
     </w:p>
     <w:tbl>
@@ -198,12 +214,11 @@
         <w:jc w:val="start"/>
       </w:tblPr>
       <w:tblGrid>
-        <w:gridCol w:w="1560"/>
-        <w:gridCol w:w="1560"/>
-        <w:gridCol w:w="1560"/>
-        <w:gridCol w:w="1560"/>
-        <w:gridCol w:w="1560"/>
-        <w:gridCol w:w="1560"/>
+        <w:gridCol w:w="1872"/>
+        <w:gridCol w:w="1872"/>
+        <w:gridCol w:w="1872"/>
+        <w:gridCol w:w="1872"/>
+        <w:gridCol w:w="1872"/>
       </w:tblGrid>
       <w:tr>
         <w:trPr>
@@ -211,7 +226,7 @@
         </w:trPr>
         <w:tc>
           <w:tcPr>
-            <w:tcW w:type="dxa" w:w="1560"/>
+            <w:tcW w:type="dxa" w:w="1872"/>
           </w:tcPr>
           <w:tcPr/>
           <w:p>
@@ -226,7 +241,7 @@
         </w:tc>
         <w:tc>
           <w:tcPr>
-            <w:tcW w:type="dxa" w:w="1560"/>
+            <w:tcW w:type="dxa" w:w="1872"/>
           </w:tcPr>
           <w:tcPr/>
           <w:p>
@@ -241,22 +256,7 @@
         </w:tc>
         <w:tc>
           <w:tcPr>
-            <w:tcW w:type="dxa" w:w="1560"/>
-          </w:tcPr>
-          <w:tcPr/>
-          <w:p>
-            <w:pPr>
-              <w:pStyle w:val="Compact"/>
-              <w:jc w:val="left"/>
-            </w:pPr>
-            <w:r>
-              <w:t xml:space="preserve">Couplet path you took</w:t>
-            </w:r>
-          </w:p>
-        </w:tc>
-        <w:tc>
-          <w:tcPr>
-            <w:tcW w:type="dxa" w:w="1560"/>
+            <w:tcW w:type="dxa" w:w="1872"/>
           </w:tcPr>
           <w:tcPr/>
           <w:p>
@@ -271,7 +271,7 @@
         </w:tc>
         <w:tc>
           <w:tcPr>
-            <w:tcW w:type="dxa" w:w="1560"/>
+            <w:tcW w:type="dxa" w:w="1872"/>
           </w:tcPr>
           <w:tcPr/>
           <w:p>
@@ -286,7 +286,7 @@
         </w:tc>
         <w:tc>
           <w:tcPr>
-            <w:tcW w:type="dxa" w:w="1560"/>
+            <w:tcW w:type="dxa" w:w="1872"/>
           </w:tcPr>
           <w:tcPr/>
           <w:p>
@@ -303,7 +303,7 @@
       <w:tr>
         <w:tc>
           <w:tcPr>
-            <w:tcW w:type="dxa" w:w="1560"/>
+            <w:tcW w:type="dxa" w:w="1872"/>
           </w:tcPr>
           <w:tcPr/>
           <w:p>
@@ -318,51 +318,40 @@
         </w:tc>
         <w:tc>
           <w:tcPr>
-            <w:tcW w:type="dxa" w:w="1560"/>
-          </w:tcPr>
-          <w:tcPr/>
-          <w:p>
-            <w:pPr>
-              <w:pStyle w:val="Compact"/>
-            </w:pPr>
-          </w:p>
-        </w:tc>
-        <w:tc>
-          <w:tcPr>
-            <w:tcW w:type="dxa" w:w="1560"/>
-          </w:tcPr>
-          <w:tcPr/>
-          <w:p>
-            <w:pPr>
-              <w:pStyle w:val="Compact"/>
-            </w:pPr>
-          </w:p>
-        </w:tc>
-        <w:tc>
-          <w:tcPr>
-            <w:tcW w:type="dxa" w:w="1560"/>
-          </w:tcPr>
-          <w:tcPr/>
-          <w:p>
-            <w:pPr>
-              <w:pStyle w:val="Compact"/>
-            </w:pPr>
-          </w:p>
-        </w:tc>
-        <w:tc>
-          <w:tcPr>
-            <w:tcW w:type="dxa" w:w="1560"/>
-          </w:tcPr>
-          <w:tcPr/>
-          <w:p>
-            <w:pPr>
-              <w:pStyle w:val="Compact"/>
-            </w:pPr>
-          </w:p>
-        </w:tc>
-        <w:tc>
-          <w:tcPr>
-            <w:tcW w:type="dxa" w:w="1560"/>
+            <w:tcW w:type="dxa" w:w="1872"/>
+          </w:tcPr>
+          <w:tcPr/>
+          <w:p>
+            <w:pPr>
+              <w:pStyle w:val="Compact"/>
+            </w:pPr>
+          </w:p>
+        </w:tc>
+        <w:tc>
+          <w:tcPr>
+            <w:tcW w:type="dxa" w:w="1872"/>
+          </w:tcPr>
+          <w:tcPr/>
+          <w:p>
+            <w:pPr>
+              <w:pStyle w:val="Compact"/>
+            </w:pPr>
+          </w:p>
+        </w:tc>
+        <w:tc>
+          <w:tcPr>
+            <w:tcW w:type="dxa" w:w="1872"/>
+          </w:tcPr>
+          <w:tcPr/>
+          <w:p>
+            <w:pPr>
+              <w:pStyle w:val="Compact"/>
+            </w:pPr>
+          </w:p>
+        </w:tc>
+        <w:tc>
+          <w:tcPr>
+            <w:tcW w:type="dxa" w:w="1872"/>
           </w:tcPr>
           <w:tcPr/>
           <w:p>
@@ -375,7 +364,7 @@
       <w:tr>
         <w:tc>
           <w:tcPr>
-            <w:tcW w:type="dxa" w:w="1560"/>
+            <w:tcW w:type="dxa" w:w="1872"/>
           </w:tcPr>
           <w:tcPr/>
           <w:p>
@@ -390,51 +379,40 @@
         </w:tc>
         <w:tc>
           <w:tcPr>
-            <w:tcW w:type="dxa" w:w="1560"/>
-          </w:tcPr>
-          <w:tcPr/>
-          <w:p>
-            <w:pPr>
-              <w:pStyle w:val="Compact"/>
-            </w:pPr>
-          </w:p>
-        </w:tc>
-        <w:tc>
-          <w:tcPr>
-            <w:tcW w:type="dxa" w:w="1560"/>
-          </w:tcPr>
-          <w:tcPr/>
-          <w:p>
-            <w:pPr>
-              <w:pStyle w:val="Compact"/>
-            </w:pPr>
-          </w:p>
-        </w:tc>
-        <w:tc>
-          <w:tcPr>
-            <w:tcW w:type="dxa" w:w="1560"/>
-          </w:tcPr>
-          <w:tcPr/>
-          <w:p>
-            <w:pPr>
-              <w:pStyle w:val="Compact"/>
-            </w:pPr>
-          </w:p>
-        </w:tc>
-        <w:tc>
-          <w:tcPr>
-            <w:tcW w:type="dxa" w:w="1560"/>
-          </w:tcPr>
-          <w:tcPr/>
-          <w:p>
-            <w:pPr>
-              <w:pStyle w:val="Compact"/>
-            </w:pPr>
-          </w:p>
-        </w:tc>
-        <w:tc>
-          <w:tcPr>
-            <w:tcW w:type="dxa" w:w="1560"/>
+            <w:tcW w:type="dxa" w:w="1872"/>
+          </w:tcPr>
+          <w:tcPr/>
+          <w:p>
+            <w:pPr>
+              <w:pStyle w:val="Compact"/>
+            </w:pPr>
+          </w:p>
+        </w:tc>
+        <w:tc>
+          <w:tcPr>
+            <w:tcW w:type="dxa" w:w="1872"/>
+          </w:tcPr>
+          <w:tcPr/>
+          <w:p>
+            <w:pPr>
+              <w:pStyle w:val="Compact"/>
+            </w:pPr>
+          </w:p>
+        </w:tc>
+        <w:tc>
+          <w:tcPr>
+            <w:tcW w:type="dxa" w:w="1872"/>
+          </w:tcPr>
+          <w:tcPr/>
+          <w:p>
+            <w:pPr>
+              <w:pStyle w:val="Compact"/>
+            </w:pPr>
+          </w:p>
+        </w:tc>
+        <w:tc>
+          <w:tcPr>
+            <w:tcW w:type="dxa" w:w="1872"/>
           </w:tcPr>
           <w:tcPr/>
           <w:p>
@@ -447,7 +425,7 @@
       <w:tr>
         <w:tc>
           <w:tcPr>
-            <w:tcW w:type="dxa" w:w="1560"/>
+            <w:tcW w:type="dxa" w:w="1872"/>
           </w:tcPr>
           <w:tcPr/>
           <w:p>
@@ -462,51 +440,40 @@
         </w:tc>
         <w:tc>
           <w:tcPr>
-            <w:tcW w:type="dxa" w:w="1560"/>
-          </w:tcPr>
-          <w:tcPr/>
-          <w:p>
-            <w:pPr>
-              <w:pStyle w:val="Compact"/>
-            </w:pPr>
-          </w:p>
-        </w:tc>
-        <w:tc>
-          <w:tcPr>
-            <w:tcW w:type="dxa" w:w="1560"/>
-          </w:tcPr>
-          <w:tcPr/>
-          <w:p>
-            <w:pPr>
-              <w:pStyle w:val="Compact"/>
-            </w:pPr>
-          </w:p>
-        </w:tc>
-        <w:tc>
-          <w:tcPr>
-            <w:tcW w:type="dxa" w:w="1560"/>
-          </w:tcPr>
-          <w:tcPr/>
-          <w:p>
-            <w:pPr>
-              <w:pStyle w:val="Compact"/>
-            </w:pPr>
-          </w:p>
-        </w:tc>
-        <w:tc>
-          <w:tcPr>
-            <w:tcW w:type="dxa" w:w="1560"/>
-          </w:tcPr>
-          <w:tcPr/>
-          <w:p>
-            <w:pPr>
-              <w:pStyle w:val="Compact"/>
-            </w:pPr>
-          </w:p>
-        </w:tc>
-        <w:tc>
-          <w:tcPr>
-            <w:tcW w:type="dxa" w:w="1560"/>
+            <w:tcW w:type="dxa" w:w="1872"/>
+          </w:tcPr>
+          <w:tcPr/>
+          <w:p>
+            <w:pPr>
+              <w:pStyle w:val="Compact"/>
+            </w:pPr>
+          </w:p>
+        </w:tc>
+        <w:tc>
+          <w:tcPr>
+            <w:tcW w:type="dxa" w:w="1872"/>
+          </w:tcPr>
+          <w:tcPr/>
+          <w:p>
+            <w:pPr>
+              <w:pStyle w:val="Compact"/>
+            </w:pPr>
+          </w:p>
+        </w:tc>
+        <w:tc>
+          <w:tcPr>
+            <w:tcW w:type="dxa" w:w="1872"/>
+          </w:tcPr>
+          <w:tcPr/>
+          <w:p>
+            <w:pPr>
+              <w:pStyle w:val="Compact"/>
+            </w:pPr>
+          </w:p>
+        </w:tc>
+        <w:tc>
+          <w:tcPr>
+            <w:tcW w:type="dxa" w:w="1872"/>
           </w:tcPr>
           <w:tcPr/>
           <w:p>
@@ -519,7 +486,7 @@
       <w:tr>
         <w:tc>
           <w:tcPr>
-            <w:tcW w:type="dxa" w:w="1560"/>
+            <w:tcW w:type="dxa" w:w="1872"/>
           </w:tcPr>
           <w:tcPr/>
           <w:p>
@@ -534,51 +501,40 @@
         </w:tc>
         <w:tc>
           <w:tcPr>
-            <w:tcW w:type="dxa" w:w="1560"/>
-          </w:tcPr>
-          <w:tcPr/>
-          <w:p>
-            <w:pPr>
-              <w:pStyle w:val="Compact"/>
-            </w:pPr>
-          </w:p>
-        </w:tc>
-        <w:tc>
-          <w:tcPr>
-            <w:tcW w:type="dxa" w:w="1560"/>
-          </w:tcPr>
-          <w:tcPr/>
-          <w:p>
-            <w:pPr>
-              <w:pStyle w:val="Compact"/>
-            </w:pPr>
-          </w:p>
-        </w:tc>
-        <w:tc>
-          <w:tcPr>
-            <w:tcW w:type="dxa" w:w="1560"/>
-          </w:tcPr>
-          <w:tcPr/>
-          <w:p>
-            <w:pPr>
-              <w:pStyle w:val="Compact"/>
-            </w:pPr>
-          </w:p>
-        </w:tc>
-        <w:tc>
-          <w:tcPr>
-            <w:tcW w:type="dxa" w:w="1560"/>
-          </w:tcPr>
-          <w:tcPr/>
-          <w:p>
-            <w:pPr>
-              <w:pStyle w:val="Compact"/>
-            </w:pPr>
-          </w:p>
-        </w:tc>
-        <w:tc>
-          <w:tcPr>
-            <w:tcW w:type="dxa" w:w="1560"/>
+            <w:tcW w:type="dxa" w:w="1872"/>
+          </w:tcPr>
+          <w:tcPr/>
+          <w:p>
+            <w:pPr>
+              <w:pStyle w:val="Compact"/>
+            </w:pPr>
+          </w:p>
+        </w:tc>
+        <w:tc>
+          <w:tcPr>
+            <w:tcW w:type="dxa" w:w="1872"/>
+          </w:tcPr>
+          <w:tcPr/>
+          <w:p>
+            <w:pPr>
+              <w:pStyle w:val="Compact"/>
+            </w:pPr>
+          </w:p>
+        </w:tc>
+        <w:tc>
+          <w:tcPr>
+            <w:tcW w:type="dxa" w:w="1872"/>
+          </w:tcPr>
+          <w:tcPr/>
+          <w:p>
+            <w:pPr>
+              <w:pStyle w:val="Compact"/>
+            </w:pPr>
+          </w:p>
+        </w:tc>
+        <w:tc>
+          <w:tcPr>
+            <w:tcW w:type="dxa" w:w="1872"/>
           </w:tcPr>
           <w:tcPr/>
           <w:p>
@@ -591,7 +547,7 @@
       <w:tr>
         <w:tc>
           <w:tcPr>
-            <w:tcW w:type="dxa" w:w="1560"/>
+            <w:tcW w:type="dxa" w:w="1872"/>
           </w:tcPr>
           <w:tcPr/>
           <w:p>
@@ -606,51 +562,40 @@
         </w:tc>
         <w:tc>
           <w:tcPr>
-            <w:tcW w:type="dxa" w:w="1560"/>
-          </w:tcPr>
-          <w:tcPr/>
-          <w:p>
-            <w:pPr>
-              <w:pStyle w:val="Compact"/>
-            </w:pPr>
-          </w:p>
-        </w:tc>
-        <w:tc>
-          <w:tcPr>
-            <w:tcW w:type="dxa" w:w="1560"/>
-          </w:tcPr>
-          <w:tcPr/>
-          <w:p>
-            <w:pPr>
-              <w:pStyle w:val="Compact"/>
-            </w:pPr>
-          </w:p>
-        </w:tc>
-        <w:tc>
-          <w:tcPr>
-            <w:tcW w:type="dxa" w:w="1560"/>
-          </w:tcPr>
-          <w:tcPr/>
-          <w:p>
-            <w:pPr>
-              <w:pStyle w:val="Compact"/>
-            </w:pPr>
-          </w:p>
-        </w:tc>
-        <w:tc>
-          <w:tcPr>
-            <w:tcW w:type="dxa" w:w="1560"/>
-          </w:tcPr>
-          <w:tcPr/>
-          <w:p>
-            <w:pPr>
-              <w:pStyle w:val="Compact"/>
-            </w:pPr>
-          </w:p>
-        </w:tc>
-        <w:tc>
-          <w:tcPr>
-            <w:tcW w:type="dxa" w:w="1560"/>
+            <w:tcW w:type="dxa" w:w="1872"/>
+          </w:tcPr>
+          <w:tcPr/>
+          <w:p>
+            <w:pPr>
+              <w:pStyle w:val="Compact"/>
+            </w:pPr>
+          </w:p>
+        </w:tc>
+        <w:tc>
+          <w:tcPr>
+            <w:tcW w:type="dxa" w:w="1872"/>
+          </w:tcPr>
+          <w:tcPr/>
+          <w:p>
+            <w:pPr>
+              <w:pStyle w:val="Compact"/>
+            </w:pPr>
+          </w:p>
+        </w:tc>
+        <w:tc>
+          <w:tcPr>
+            <w:tcW w:type="dxa" w:w="1872"/>
+          </w:tcPr>
+          <w:tcPr/>
+          <w:p>
+            <w:pPr>
+              <w:pStyle w:val="Compact"/>
+            </w:pPr>
+          </w:p>
+        </w:tc>
+        <w:tc>
+          <w:tcPr>
+            <w:tcW w:type="dxa" w:w="1872"/>
           </w:tcPr>
           <w:tcPr/>
           <w:p>
@@ -663,7 +608,7 @@
       <w:tr>
         <w:tc>
           <w:tcPr>
-            <w:tcW w:type="dxa" w:w="1560"/>
+            <w:tcW w:type="dxa" w:w="1872"/>
           </w:tcPr>
           <w:tcPr/>
           <w:p>
@@ -678,51 +623,40 @@
         </w:tc>
         <w:tc>
           <w:tcPr>
-            <w:tcW w:type="dxa" w:w="1560"/>
-          </w:tcPr>
-          <w:tcPr/>
-          <w:p>
-            <w:pPr>
-              <w:pStyle w:val="Compact"/>
-            </w:pPr>
-          </w:p>
-        </w:tc>
-        <w:tc>
-          <w:tcPr>
-            <w:tcW w:type="dxa" w:w="1560"/>
-          </w:tcPr>
-          <w:tcPr/>
-          <w:p>
-            <w:pPr>
-              <w:pStyle w:val="Compact"/>
-            </w:pPr>
-          </w:p>
-        </w:tc>
-        <w:tc>
-          <w:tcPr>
-            <w:tcW w:type="dxa" w:w="1560"/>
-          </w:tcPr>
-          <w:tcPr/>
-          <w:p>
-            <w:pPr>
-              <w:pStyle w:val="Compact"/>
-            </w:pPr>
-          </w:p>
-        </w:tc>
-        <w:tc>
-          <w:tcPr>
-            <w:tcW w:type="dxa" w:w="1560"/>
-          </w:tcPr>
-          <w:tcPr/>
-          <w:p>
-            <w:pPr>
-              <w:pStyle w:val="Compact"/>
-            </w:pPr>
-          </w:p>
-        </w:tc>
-        <w:tc>
-          <w:tcPr>
-            <w:tcW w:type="dxa" w:w="1560"/>
+            <w:tcW w:type="dxa" w:w="1872"/>
+          </w:tcPr>
+          <w:tcPr/>
+          <w:p>
+            <w:pPr>
+              <w:pStyle w:val="Compact"/>
+            </w:pPr>
+          </w:p>
+        </w:tc>
+        <w:tc>
+          <w:tcPr>
+            <w:tcW w:type="dxa" w:w="1872"/>
+          </w:tcPr>
+          <w:tcPr/>
+          <w:p>
+            <w:pPr>
+              <w:pStyle w:val="Compact"/>
+            </w:pPr>
+          </w:p>
+        </w:tc>
+        <w:tc>
+          <w:tcPr>
+            <w:tcW w:type="dxa" w:w="1872"/>
+          </w:tcPr>
+          <w:tcPr/>
+          <w:p>
+            <w:pPr>
+              <w:pStyle w:val="Compact"/>
+            </w:pPr>
+          </w:p>
+        </w:tc>
+        <w:tc>
+          <w:tcPr>
+            <w:tcW w:type="dxa" w:w="1872"/>
           </w:tcPr>
           <w:tcPr/>
           <w:p>
@@ -735,7 +669,7 @@
       <w:tr>
         <w:tc>
           <w:tcPr>
-            <w:tcW w:type="dxa" w:w="1560"/>
+            <w:tcW w:type="dxa" w:w="1872"/>
           </w:tcPr>
           <w:tcPr/>
           <w:p>
@@ -750,51 +684,40 @@
         </w:tc>
         <w:tc>
           <w:tcPr>
-            <w:tcW w:type="dxa" w:w="1560"/>
-          </w:tcPr>
-          <w:tcPr/>
-          <w:p>
-            <w:pPr>
-              <w:pStyle w:val="Compact"/>
-            </w:pPr>
-          </w:p>
-        </w:tc>
-        <w:tc>
-          <w:tcPr>
-            <w:tcW w:type="dxa" w:w="1560"/>
-          </w:tcPr>
-          <w:tcPr/>
-          <w:p>
-            <w:pPr>
-              <w:pStyle w:val="Compact"/>
-            </w:pPr>
-          </w:p>
-        </w:tc>
-        <w:tc>
-          <w:tcPr>
-            <w:tcW w:type="dxa" w:w="1560"/>
-          </w:tcPr>
-          <w:tcPr/>
-          <w:p>
-            <w:pPr>
-              <w:pStyle w:val="Compact"/>
-            </w:pPr>
-          </w:p>
-        </w:tc>
-        <w:tc>
-          <w:tcPr>
-            <w:tcW w:type="dxa" w:w="1560"/>
-          </w:tcPr>
-          <w:tcPr/>
-          <w:p>
-            <w:pPr>
-              <w:pStyle w:val="Compact"/>
-            </w:pPr>
-          </w:p>
-        </w:tc>
-        <w:tc>
-          <w:tcPr>
-            <w:tcW w:type="dxa" w:w="1560"/>
+            <w:tcW w:type="dxa" w:w="1872"/>
+          </w:tcPr>
+          <w:tcPr/>
+          <w:p>
+            <w:pPr>
+              <w:pStyle w:val="Compact"/>
+            </w:pPr>
+          </w:p>
+        </w:tc>
+        <w:tc>
+          <w:tcPr>
+            <w:tcW w:type="dxa" w:w="1872"/>
+          </w:tcPr>
+          <w:tcPr/>
+          <w:p>
+            <w:pPr>
+              <w:pStyle w:val="Compact"/>
+            </w:pPr>
+          </w:p>
+        </w:tc>
+        <w:tc>
+          <w:tcPr>
+            <w:tcW w:type="dxa" w:w="1872"/>
+          </w:tcPr>
+          <w:tcPr/>
+          <w:p>
+            <w:pPr>
+              <w:pStyle w:val="Compact"/>
+            </w:pPr>
+          </w:p>
+        </w:tc>
+        <w:tc>
+          <w:tcPr>
+            <w:tcW w:type="dxa" w:w="1872"/>
           </w:tcPr>
           <w:tcPr/>
           <w:p>
@@ -807,7 +730,7 @@
       <w:tr>
         <w:tc>
           <w:tcPr>
-            <w:tcW w:type="dxa" w:w="1560"/>
+            <w:tcW w:type="dxa" w:w="1872"/>
           </w:tcPr>
           <w:tcPr/>
           <w:p>
@@ -822,51 +745,40 @@
         </w:tc>
         <w:tc>
           <w:tcPr>
-            <w:tcW w:type="dxa" w:w="1560"/>
-          </w:tcPr>
-          <w:tcPr/>
-          <w:p>
-            <w:pPr>
-              <w:pStyle w:val="Compact"/>
-            </w:pPr>
-          </w:p>
-        </w:tc>
-        <w:tc>
-          <w:tcPr>
-            <w:tcW w:type="dxa" w:w="1560"/>
-          </w:tcPr>
-          <w:tcPr/>
-          <w:p>
-            <w:pPr>
-              <w:pStyle w:val="Compact"/>
-            </w:pPr>
-          </w:p>
-        </w:tc>
-        <w:tc>
-          <w:tcPr>
-            <w:tcW w:type="dxa" w:w="1560"/>
-          </w:tcPr>
-          <w:tcPr/>
-          <w:p>
-            <w:pPr>
-              <w:pStyle w:val="Compact"/>
-            </w:pPr>
-          </w:p>
-        </w:tc>
-        <w:tc>
-          <w:tcPr>
-            <w:tcW w:type="dxa" w:w="1560"/>
-          </w:tcPr>
-          <w:tcPr/>
-          <w:p>
-            <w:pPr>
-              <w:pStyle w:val="Compact"/>
-            </w:pPr>
-          </w:p>
-        </w:tc>
-        <w:tc>
-          <w:tcPr>
-            <w:tcW w:type="dxa" w:w="1560"/>
+            <w:tcW w:type="dxa" w:w="1872"/>
+          </w:tcPr>
+          <w:tcPr/>
+          <w:p>
+            <w:pPr>
+              <w:pStyle w:val="Compact"/>
+            </w:pPr>
+          </w:p>
+        </w:tc>
+        <w:tc>
+          <w:tcPr>
+            <w:tcW w:type="dxa" w:w="1872"/>
+          </w:tcPr>
+          <w:tcPr/>
+          <w:p>
+            <w:pPr>
+              <w:pStyle w:val="Compact"/>
+            </w:pPr>
+          </w:p>
+        </w:tc>
+        <w:tc>
+          <w:tcPr>
+            <w:tcW w:type="dxa" w:w="1872"/>
+          </w:tcPr>
+          <w:tcPr/>
+          <w:p>
+            <w:pPr>
+              <w:pStyle w:val="Compact"/>
+            </w:pPr>
+          </w:p>
+        </w:tc>
+        <w:tc>
+          <w:tcPr>
+            <w:tcW w:type="dxa" w:w="1872"/>
           </w:tcPr>
           <w:tcPr/>
           <w:p>
@@ -879,7 +791,7 @@
       <w:tr>
         <w:tc>
           <w:tcPr>
-            <w:tcW w:type="dxa" w:w="1560"/>
+            <w:tcW w:type="dxa" w:w="1872"/>
           </w:tcPr>
           <w:tcPr/>
           <w:p>
@@ -894,51 +806,40 @@
         </w:tc>
         <w:tc>
           <w:tcPr>
-            <w:tcW w:type="dxa" w:w="1560"/>
-          </w:tcPr>
-          <w:tcPr/>
-          <w:p>
-            <w:pPr>
-              <w:pStyle w:val="Compact"/>
-            </w:pPr>
-          </w:p>
-        </w:tc>
-        <w:tc>
-          <w:tcPr>
-            <w:tcW w:type="dxa" w:w="1560"/>
-          </w:tcPr>
-          <w:tcPr/>
-          <w:p>
-            <w:pPr>
-              <w:pStyle w:val="Compact"/>
-            </w:pPr>
-          </w:p>
-        </w:tc>
-        <w:tc>
-          <w:tcPr>
-            <w:tcW w:type="dxa" w:w="1560"/>
-          </w:tcPr>
-          <w:tcPr/>
-          <w:p>
-            <w:pPr>
-              <w:pStyle w:val="Compact"/>
-            </w:pPr>
-          </w:p>
-        </w:tc>
-        <w:tc>
-          <w:tcPr>
-            <w:tcW w:type="dxa" w:w="1560"/>
-          </w:tcPr>
-          <w:tcPr/>
-          <w:p>
-            <w:pPr>
-              <w:pStyle w:val="Compact"/>
-            </w:pPr>
-          </w:p>
-        </w:tc>
-        <w:tc>
-          <w:tcPr>
-            <w:tcW w:type="dxa" w:w="1560"/>
+            <w:tcW w:type="dxa" w:w="1872"/>
+          </w:tcPr>
+          <w:tcPr/>
+          <w:p>
+            <w:pPr>
+              <w:pStyle w:val="Compact"/>
+            </w:pPr>
+          </w:p>
+        </w:tc>
+        <w:tc>
+          <w:tcPr>
+            <w:tcW w:type="dxa" w:w="1872"/>
+          </w:tcPr>
+          <w:tcPr/>
+          <w:p>
+            <w:pPr>
+              <w:pStyle w:val="Compact"/>
+            </w:pPr>
+          </w:p>
+        </w:tc>
+        <w:tc>
+          <w:tcPr>
+            <w:tcW w:type="dxa" w:w="1872"/>
+          </w:tcPr>
+          <w:tcPr/>
+          <w:p>
+            <w:pPr>
+              <w:pStyle w:val="Compact"/>
+            </w:pPr>
+          </w:p>
+        </w:tc>
+        <w:tc>
+          <w:tcPr>
+            <w:tcW w:type="dxa" w:w="1872"/>
           </w:tcPr>
           <w:tcPr/>
           <w:p>
@@ -951,7 +852,7 @@
       <w:tr>
         <w:tc>
           <w:tcPr>
-            <w:tcW w:type="dxa" w:w="1560"/>
+            <w:tcW w:type="dxa" w:w="1872"/>
           </w:tcPr>
           <w:tcPr/>
           <w:p>
@@ -966,51 +867,40 @@
         </w:tc>
         <w:tc>
           <w:tcPr>
-            <w:tcW w:type="dxa" w:w="1560"/>
-          </w:tcPr>
-          <w:tcPr/>
-          <w:p>
-            <w:pPr>
-              <w:pStyle w:val="Compact"/>
-            </w:pPr>
-          </w:p>
-        </w:tc>
-        <w:tc>
-          <w:tcPr>
-            <w:tcW w:type="dxa" w:w="1560"/>
-          </w:tcPr>
-          <w:tcPr/>
-          <w:p>
-            <w:pPr>
-              <w:pStyle w:val="Compact"/>
-            </w:pPr>
-          </w:p>
-        </w:tc>
-        <w:tc>
-          <w:tcPr>
-            <w:tcW w:type="dxa" w:w="1560"/>
-          </w:tcPr>
-          <w:tcPr/>
-          <w:p>
-            <w:pPr>
-              <w:pStyle w:val="Compact"/>
-            </w:pPr>
-          </w:p>
-        </w:tc>
-        <w:tc>
-          <w:tcPr>
-            <w:tcW w:type="dxa" w:w="1560"/>
-          </w:tcPr>
-          <w:tcPr/>
-          <w:p>
-            <w:pPr>
-              <w:pStyle w:val="Compact"/>
-            </w:pPr>
-          </w:p>
-        </w:tc>
-        <w:tc>
-          <w:tcPr>
-            <w:tcW w:type="dxa" w:w="1560"/>
+            <w:tcW w:type="dxa" w:w="1872"/>
+          </w:tcPr>
+          <w:tcPr/>
+          <w:p>
+            <w:pPr>
+              <w:pStyle w:val="Compact"/>
+            </w:pPr>
+          </w:p>
+        </w:tc>
+        <w:tc>
+          <w:tcPr>
+            <w:tcW w:type="dxa" w:w="1872"/>
+          </w:tcPr>
+          <w:tcPr/>
+          <w:p>
+            <w:pPr>
+              <w:pStyle w:val="Compact"/>
+            </w:pPr>
+          </w:p>
+        </w:tc>
+        <w:tc>
+          <w:tcPr>
+            <w:tcW w:type="dxa" w:w="1872"/>
+          </w:tcPr>
+          <w:tcPr/>
+          <w:p>
+            <w:pPr>
+              <w:pStyle w:val="Compact"/>
+            </w:pPr>
+          </w:p>
+        </w:tc>
+        <w:tc>
+          <w:tcPr>
+            <w:tcW w:type="dxa" w:w="1872"/>
           </w:tcPr>
           <w:tcPr/>
           <w:p>
@@ -1023,7 +913,7 @@
       <w:tr>
         <w:tc>
           <w:tcPr>
-            <w:tcW w:type="dxa" w:w="1560"/>
+            <w:tcW w:type="dxa" w:w="1872"/>
           </w:tcPr>
           <w:tcPr/>
           <w:p>
@@ -1038,51 +928,40 @@
         </w:tc>
         <w:tc>
           <w:tcPr>
-            <w:tcW w:type="dxa" w:w="1560"/>
-          </w:tcPr>
-          <w:tcPr/>
-          <w:p>
-            <w:pPr>
-              <w:pStyle w:val="Compact"/>
-            </w:pPr>
-          </w:p>
-        </w:tc>
-        <w:tc>
-          <w:tcPr>
-            <w:tcW w:type="dxa" w:w="1560"/>
-          </w:tcPr>
-          <w:tcPr/>
-          <w:p>
-            <w:pPr>
-              <w:pStyle w:val="Compact"/>
-            </w:pPr>
-          </w:p>
-        </w:tc>
-        <w:tc>
-          <w:tcPr>
-            <w:tcW w:type="dxa" w:w="1560"/>
-          </w:tcPr>
-          <w:tcPr/>
-          <w:p>
-            <w:pPr>
-              <w:pStyle w:val="Compact"/>
-            </w:pPr>
-          </w:p>
-        </w:tc>
-        <w:tc>
-          <w:tcPr>
-            <w:tcW w:type="dxa" w:w="1560"/>
-          </w:tcPr>
-          <w:tcPr/>
-          <w:p>
-            <w:pPr>
-              <w:pStyle w:val="Compact"/>
-            </w:pPr>
-          </w:p>
-        </w:tc>
-        <w:tc>
-          <w:tcPr>
-            <w:tcW w:type="dxa" w:w="1560"/>
+            <w:tcW w:type="dxa" w:w="1872"/>
+          </w:tcPr>
+          <w:tcPr/>
+          <w:p>
+            <w:pPr>
+              <w:pStyle w:val="Compact"/>
+            </w:pPr>
+          </w:p>
+        </w:tc>
+        <w:tc>
+          <w:tcPr>
+            <w:tcW w:type="dxa" w:w="1872"/>
+          </w:tcPr>
+          <w:tcPr/>
+          <w:p>
+            <w:pPr>
+              <w:pStyle w:val="Compact"/>
+            </w:pPr>
+          </w:p>
+        </w:tc>
+        <w:tc>
+          <w:tcPr>
+            <w:tcW w:type="dxa" w:w="1872"/>
+          </w:tcPr>
+          <w:tcPr/>
+          <w:p>
+            <w:pPr>
+              <w:pStyle w:val="Compact"/>
+            </w:pPr>
+          </w:p>
+        </w:tc>
+        <w:tc>
+          <w:tcPr>
+            <w:tcW w:type="dxa" w:w="1872"/>
           </w:tcPr>
           <w:tcPr/>
           <w:p>
@@ -1095,7 +974,7 @@
       <w:tr>
         <w:tc>
           <w:tcPr>
-            <w:tcW w:type="dxa" w:w="1560"/>
+            <w:tcW w:type="dxa" w:w="1872"/>
           </w:tcPr>
           <w:tcPr/>
           <w:p>
@@ -1110,51 +989,40 @@
         </w:tc>
         <w:tc>
           <w:tcPr>
-            <w:tcW w:type="dxa" w:w="1560"/>
-          </w:tcPr>
-          <w:tcPr/>
-          <w:p>
-            <w:pPr>
-              <w:pStyle w:val="Compact"/>
-            </w:pPr>
-          </w:p>
-        </w:tc>
-        <w:tc>
-          <w:tcPr>
-            <w:tcW w:type="dxa" w:w="1560"/>
-          </w:tcPr>
-          <w:tcPr/>
-          <w:p>
-            <w:pPr>
-              <w:pStyle w:val="Compact"/>
-            </w:pPr>
-          </w:p>
-        </w:tc>
-        <w:tc>
-          <w:tcPr>
-            <w:tcW w:type="dxa" w:w="1560"/>
-          </w:tcPr>
-          <w:tcPr/>
-          <w:p>
-            <w:pPr>
-              <w:pStyle w:val="Compact"/>
-            </w:pPr>
-          </w:p>
-        </w:tc>
-        <w:tc>
-          <w:tcPr>
-            <w:tcW w:type="dxa" w:w="1560"/>
-          </w:tcPr>
-          <w:tcPr/>
-          <w:p>
-            <w:pPr>
-              <w:pStyle w:val="Compact"/>
-            </w:pPr>
-          </w:p>
-        </w:tc>
-        <w:tc>
-          <w:tcPr>
-            <w:tcW w:type="dxa" w:w="1560"/>
+            <w:tcW w:type="dxa" w:w="1872"/>
+          </w:tcPr>
+          <w:tcPr/>
+          <w:p>
+            <w:pPr>
+              <w:pStyle w:val="Compact"/>
+            </w:pPr>
+          </w:p>
+        </w:tc>
+        <w:tc>
+          <w:tcPr>
+            <w:tcW w:type="dxa" w:w="1872"/>
+          </w:tcPr>
+          <w:tcPr/>
+          <w:p>
+            <w:pPr>
+              <w:pStyle w:val="Compact"/>
+            </w:pPr>
+          </w:p>
+        </w:tc>
+        <w:tc>
+          <w:tcPr>
+            <w:tcW w:type="dxa" w:w="1872"/>
+          </w:tcPr>
+          <w:tcPr/>
+          <w:p>
+            <w:pPr>
+              <w:pStyle w:val="Compact"/>
+            </w:pPr>
+          </w:p>
+        </w:tc>
+        <w:tc>
+          <w:tcPr>
+            <w:tcW w:type="dxa" w:w="1872"/>
           </w:tcPr>
           <w:tcPr/>
           <w:p>
@@ -1446,7 +1314,36 @@
         <w:pStyle w:val="FirstParagraph"/>
       </w:pPr>
       <w:r>
-        <w:t xml:space="preserve">NAU’s campus holds two tree communities at once — the one that grew here, and the one people planted. Using your own data, describe how they differ and give</w:t>
+        <w:t xml:space="preserve">NAU’s campus holds two tree communities at once — the one that grew here, and the one people planted. Using your own data — the key marks every species</w:t>
+      </w:r>
+      <w:r>
+        <w:t xml:space="preserve"> </w:t>
+      </w:r>
+      <w:r>
+        <w:rPr>
+          <w:bCs/>
+          <w:b/>
+        </w:rPr>
+        <w:t xml:space="preserve">[N]</w:t>
+      </w:r>
+      <w:r>
+        <w:t xml:space="preserve"> </w:t>
+      </w:r>
+      <w:r>
+        <w:t xml:space="preserve">or</w:t>
+      </w:r>
+      <w:r>
+        <w:t xml:space="preserve"> </w:t>
+      </w:r>
+      <w:r>
+        <w:rPr>
+          <w:bCs/>
+          <w:b/>
+        </w:rPr>
+        <w:t xml:space="preserve">[P]</w:t>
+      </w:r>
+      <w:r>
+        <w:t xml:space="preserve">, so sort your list that way — describe how they differ and give</w:t>
       </w:r>
       <w:r>
         <w:t xml:space="preserve"> </w:t>
